--- a/src/main/resources/tabela_ementario.docx
+++ b/src/main/resources/tabela_ementario.docx
@@ -16,14 +16,14 @@
         </w:tblCellMar>
       </w:tblPr>
       <w:tblGrid>
-        <w:gridCol w:w="4819"/>
-        <w:gridCol w:w="4819"/>
+        <w:gridCol w:w="7965"/>
+        <w:gridCol w:w="1673"/>
       </w:tblGrid>
       <w:tr>
         <w:trPr/>
         <w:tc>
           <w:tcPr>
-            <w:tcW w:w="4819" w:type="dxa"/>
+            <w:tcW w:w="7965" w:type="dxa"/>
             <w:tcBorders>
               <w:top w:val="single" w:sz="2" w:space="0" w:color="000000"/>
               <w:start w:val="single" w:sz="2" w:space="0" w:color="000000"/>
@@ -51,7 +51,7 @@
         </w:tc>
         <w:tc>
           <w:tcPr>
-            <w:tcW w:w="4819" w:type="dxa"/>
+            <w:tcW w:w="1673" w:type="dxa"/>
             <w:tcBorders>
               <w:top w:val="single" w:sz="2" w:space="0" w:color="000000"/>
               <w:start w:val="single" w:sz="2" w:space="0" w:color="000000"/>
@@ -85,7 +85,7 @@
         </w:trPr>
         <w:tc>
           <w:tcPr>
-            <w:tcW w:w="4819" w:type="dxa"/>
+            <w:tcW w:w="7965" w:type="dxa"/>
             <w:tcBorders>
               <w:start w:val="single" w:sz="2" w:space="0" w:color="000000"/>
               <w:bottom w:val="single" w:sz="2" w:space="0" w:color="000000"/>
@@ -112,7 +112,7 @@
         </w:tc>
         <w:tc>
           <w:tcPr>
-            <w:tcW w:w="4819" w:type="dxa"/>
+            <w:tcW w:w="1673" w:type="dxa"/>
             <w:tcBorders>
               <w:start w:val="single" w:sz="2" w:space="0" w:color="000000"/>
               <w:bottom w:val="single" w:sz="2" w:space="0" w:color="000000"/>
@@ -181,7 +181,7 @@
         </w:trPr>
         <w:tc>
           <w:tcPr>
-            <w:tcW w:w="4819" w:type="dxa"/>
+            <w:tcW w:w="7965" w:type="dxa"/>
             <w:tcBorders>
               <w:start w:val="single" w:sz="2" w:space="0" w:color="000000"/>
               <w:bottom w:val="single" w:sz="2" w:space="0" w:color="000000"/>
@@ -220,7 +220,7 @@
         </w:tc>
         <w:tc>
           <w:tcPr>
-            <w:tcW w:w="4819" w:type="dxa"/>
+            <w:tcW w:w="1673" w:type="dxa"/>
             <w:tcBorders>
               <w:start w:val="single" w:sz="2" w:space="0" w:color="000000"/>
               <w:bottom w:val="single" w:sz="2" w:space="0" w:color="000000"/>
@@ -252,7 +252,7 @@
         </w:trPr>
         <w:tc>
           <w:tcPr>
-            <w:tcW w:w="4819" w:type="dxa"/>
+            <w:tcW w:w="7965" w:type="dxa"/>
             <w:tcBorders>
               <w:start w:val="single" w:sz="2" w:space="0" w:color="000000"/>
               <w:bottom w:val="single" w:sz="2" w:space="0" w:color="000000"/>
@@ -292,7 +292,7 @@
         </w:tc>
         <w:tc>
           <w:tcPr>
-            <w:tcW w:w="4819" w:type="dxa"/>
+            <w:tcW w:w="1673" w:type="dxa"/>
             <w:tcBorders>
               <w:start w:val="single" w:sz="2" w:space="0" w:color="000000"/>
               <w:bottom w:val="single" w:sz="2" w:space="0" w:color="000000"/>
@@ -324,7 +324,7 @@
         </w:trPr>
         <w:tc>
           <w:tcPr>
-            <w:tcW w:w="4819" w:type="dxa"/>
+            <w:tcW w:w="7965" w:type="dxa"/>
             <w:tcBorders>
               <w:start w:val="single" w:sz="2" w:space="0" w:color="000000"/>
               <w:bottom w:val="single" w:sz="2" w:space="0" w:color="000000"/>
@@ -363,7 +363,7 @@
         </w:tc>
         <w:tc>
           <w:tcPr>
-            <w:tcW w:w="4819" w:type="dxa"/>
+            <w:tcW w:w="1673" w:type="dxa"/>
             <w:tcBorders>
               <w:start w:val="single" w:sz="2" w:space="0" w:color="000000"/>
               <w:bottom w:val="single" w:sz="2" w:space="0" w:color="000000"/>
@@ -408,6 +408,7 @@
       <w:pgNumType w:fmt="decimal"/>
       <w:formProt w:val="false"/>
       <w:textDirection w:val="lrTb"/>
+      <w:docGrid w:type="default" w:linePitch="100" w:charSpace="0"/>
     </w:sectPr>
   </w:body>
 </w:document>
@@ -427,7 +428,6 @@
     </w:rPrDefault>
     <w:pPrDefault>
       <w:pPr>
-        <w:widowControl/>
         <w:suppressAutoHyphens w:val="true"/>
       </w:pPr>
     </w:pPrDefault>
@@ -437,7 +437,10 @@
     <w:qFormat/>
     <w:pPr>
       <w:widowControl/>
+      <w:suppressAutoHyphens w:val="true"/>
       <w:bidi w:val="0"/>
+      <w:spacing w:before="0" w:after="0"/>
+      <w:jc w:val="start"/>
     </w:pPr>
     <w:rPr>
       <w:rFonts w:ascii="Liberation Serif" w:hAnsi="Liberation Serif" w:eastAsia="Noto Serif CJK SC" w:cs="FreeSans"/>

--- a/src/main/resources/tabela_ementario.docx
+++ b/src/main/resources/tabela_ementario.docx
@@ -4,7 +4,7 @@
   <w:body>
     <w:tbl>
       <w:tblPr>
-        <w:tblW w:w="5000" w:type="pct"/>
+        <w:tblW w:w="9075" w:type="dxa"/>
         <w:jc w:val="start"/>
         <w:tblInd w:w="0" w:type="dxa"/>
         <w:tblLayout w:type="fixed"/>
@@ -16,14 +16,14 @@
         </w:tblCellMar>
       </w:tblPr>
       <w:tblGrid>
-        <w:gridCol w:w="7965"/>
-        <w:gridCol w:w="1673"/>
+        <w:gridCol w:w="7495"/>
+        <w:gridCol w:w="1580"/>
       </w:tblGrid>
       <w:tr>
         <w:trPr/>
         <w:tc>
           <w:tcPr>
-            <w:tcW w:w="7965" w:type="dxa"/>
+            <w:tcW w:w="7495" w:type="dxa"/>
             <w:tcBorders>
               <w:top w:val="single" w:sz="2" w:space="0" w:color="000000"/>
               <w:start w:val="single" w:sz="2" w:space="0" w:color="000000"/>
@@ -36,43 +36,51 @@
               <w:bidi w:val="0"/>
               <w:jc w:val="start"/>
               <w:rPr>
+                <w:rFonts w:ascii="Times New Roman" w:hAnsi="Times New Roman"/>
+                <w:sz w:val="24"/>
+                <w:szCs w:val="24"/>
+              </w:rPr>
+            </w:pPr>
+            <w:r>
+              <w:rPr>
+                <w:rFonts w:ascii="Times New Roman" w:hAnsi="Times New Roman"/>
                 <w:b/>
                 <w:bCs/>
-              </w:rPr>
-            </w:pPr>
-            <w:r>
-              <w:rPr>
+                <w:sz w:val="24"/>
+                <w:szCs w:val="24"/>
+              </w:rPr>
+              <w:t>Componente Curricular:</w:t>
+            </w:r>
+          </w:p>
+        </w:tc>
+        <w:tc>
+          <w:tcPr>
+            <w:tcW w:w="1580" w:type="dxa"/>
+            <w:tcBorders>
+              <w:top w:val="single" w:sz="2" w:space="0" w:color="000000"/>
+              <w:start w:val="single" w:sz="2" w:space="0" w:color="000000"/>
+              <w:bottom w:val="single" w:sz="2" w:space="0" w:color="000000"/>
+              <w:end w:val="single" w:sz="2" w:space="0" w:color="000000"/>
+            </w:tcBorders>
+          </w:tcPr>
+          <w:p>
+            <w:pPr>
+              <w:pStyle w:val="TableContents"/>
+              <w:bidi w:val="0"/>
+              <w:jc w:val="start"/>
+              <w:rPr>
+                <w:rFonts w:ascii="Times New Roman" w:hAnsi="Times New Roman"/>
+                <w:sz w:val="24"/>
+                <w:szCs w:val="24"/>
+              </w:rPr>
+            </w:pPr>
+            <w:r>
+              <w:rPr>
+                <w:rFonts w:ascii="Times New Roman" w:hAnsi="Times New Roman"/>
                 <w:b/>
                 <w:bCs/>
-              </w:rPr>
-              <w:t>Componente Curricular:</w:t>
-            </w:r>
-          </w:p>
-        </w:tc>
-        <w:tc>
-          <w:tcPr>
-            <w:tcW w:w="1673" w:type="dxa"/>
-            <w:tcBorders>
-              <w:top w:val="single" w:sz="2" w:space="0" w:color="000000"/>
-              <w:start w:val="single" w:sz="2" w:space="0" w:color="000000"/>
-              <w:bottom w:val="single" w:sz="2" w:space="0" w:color="000000"/>
-              <w:end w:val="single" w:sz="2" w:space="0" w:color="000000"/>
-            </w:tcBorders>
-          </w:tcPr>
-          <w:p>
-            <w:pPr>
-              <w:pStyle w:val="TableContents"/>
-              <w:bidi w:val="0"/>
-              <w:jc w:val="start"/>
-              <w:rPr>
-                <w:b/>
-                <w:bCs/>
-              </w:rPr>
-            </w:pPr>
-            <w:r>
-              <w:rPr>
-                <w:b/>
-                <w:bCs/>
+                <w:sz w:val="24"/>
+                <w:szCs w:val="24"/>
               </w:rPr>
               <w:t>Créditos:</w:t>
             </w:r>
@@ -85,90 +93,106 @@
         </w:trPr>
         <w:tc>
           <w:tcPr>
-            <w:tcW w:w="7965" w:type="dxa"/>
-            <w:tcBorders>
-              <w:start w:val="single" w:sz="2" w:space="0" w:color="000000"/>
-              <w:bottom w:val="single" w:sz="2" w:space="0" w:color="000000"/>
-            </w:tcBorders>
-          </w:tcPr>
-          <w:p>
-            <w:pPr>
-              <w:pStyle w:val="TableContents"/>
-              <w:bidi w:val="0"/>
-              <w:jc w:val="start"/>
-              <w:rPr>
+            <w:tcW w:w="7495" w:type="dxa"/>
+            <w:tcBorders>
+              <w:start w:val="single" w:sz="2" w:space="0" w:color="000000"/>
+              <w:bottom w:val="single" w:sz="2" w:space="0" w:color="000000"/>
+            </w:tcBorders>
+          </w:tcPr>
+          <w:p>
+            <w:pPr>
+              <w:pStyle w:val="TableContents"/>
+              <w:bidi w:val="0"/>
+              <w:jc w:val="start"/>
+              <w:rPr>
+                <w:rFonts w:ascii="Times New Roman" w:hAnsi="Times New Roman"/>
+                <w:sz w:val="24"/>
+                <w:szCs w:val="24"/>
+              </w:rPr>
+            </w:pPr>
+            <w:r>
+              <w:rPr>
+                <w:rFonts w:ascii="Times New Roman" w:hAnsi="Times New Roman"/>
                 <w:b/>
                 <w:bCs/>
-              </w:rPr>
-            </w:pPr>
-            <w:r>
-              <w:rPr>
+                <w:sz w:val="24"/>
+                <w:szCs w:val="24"/>
+              </w:rPr>
+              <w:t>Carga horária:</w:t>
+            </w:r>
+          </w:p>
+        </w:tc>
+        <w:tc>
+          <w:tcPr>
+            <w:tcW w:w="1580" w:type="dxa"/>
+            <w:tcBorders>
+              <w:start w:val="single" w:sz="2" w:space="0" w:color="000000"/>
+              <w:bottom w:val="single" w:sz="2" w:space="0" w:color="000000"/>
+              <w:end w:val="single" w:sz="2" w:space="0" w:color="000000"/>
+            </w:tcBorders>
+          </w:tcPr>
+          <w:p>
+            <w:pPr>
+              <w:pStyle w:val="TableContents"/>
+              <w:bidi w:val="0"/>
+              <w:jc w:val="start"/>
+              <w:rPr>
+                <w:rFonts w:ascii="Times New Roman" w:hAnsi="Times New Roman"/>
+                <w:sz w:val="24"/>
+                <w:szCs w:val="24"/>
+              </w:rPr>
+            </w:pPr>
+            <w:r>
+              <w:rPr>
+                <w:rFonts w:ascii="Times New Roman" w:hAnsi="Times New Roman"/>
                 <w:b/>
                 <w:bCs/>
-              </w:rPr>
-              <w:t>Carga horária:</w:t>
-            </w:r>
-          </w:p>
-        </w:tc>
-        <w:tc>
-          <w:tcPr>
-            <w:tcW w:w="1673" w:type="dxa"/>
-            <w:tcBorders>
-              <w:start w:val="single" w:sz="2" w:space="0" w:color="000000"/>
-              <w:bottom w:val="single" w:sz="2" w:space="0" w:color="000000"/>
-              <w:end w:val="single" w:sz="2" w:space="0" w:color="000000"/>
-            </w:tcBorders>
-          </w:tcPr>
-          <w:p>
-            <w:pPr>
-              <w:pStyle w:val="TableContents"/>
-              <w:bidi w:val="0"/>
-              <w:jc w:val="start"/>
-              <w:rPr>
+                <w:sz w:val="24"/>
+                <w:szCs w:val="24"/>
+              </w:rPr>
+              <w:t>Total ( )</w:t>
+            </w:r>
+          </w:p>
+          <w:p>
+            <w:pPr>
+              <w:pStyle w:val="TableContents"/>
+              <w:bidi w:val="0"/>
+              <w:jc w:val="start"/>
+              <w:rPr>
+                <w:rFonts w:ascii="Times New Roman" w:hAnsi="Times New Roman"/>
+                <w:sz w:val="24"/>
+                <w:szCs w:val="24"/>
+              </w:rPr>
+            </w:pPr>
+            <w:r>
+              <w:rPr>
+                <w:rFonts w:ascii="Times New Roman" w:hAnsi="Times New Roman"/>
                 <w:b/>
                 <w:bCs/>
-              </w:rPr>
-            </w:pPr>
-            <w:r>
-              <w:rPr>
+                <w:sz w:val="24"/>
+                <w:szCs w:val="24"/>
+              </w:rPr>
+              <w:t>AT ( )</w:t>
+            </w:r>
+          </w:p>
+          <w:p>
+            <w:pPr>
+              <w:pStyle w:val="TableContents"/>
+              <w:bidi w:val="0"/>
+              <w:jc w:val="start"/>
+              <w:rPr>
+                <w:rFonts w:ascii="Times New Roman" w:hAnsi="Times New Roman"/>
+                <w:sz w:val="24"/>
+                <w:szCs w:val="24"/>
+              </w:rPr>
+            </w:pPr>
+            <w:r>
+              <w:rPr>
+                <w:rFonts w:ascii="Times New Roman" w:hAnsi="Times New Roman"/>
                 <w:b/>
                 <w:bCs/>
-              </w:rPr>
-              <w:t>Total ( )</w:t>
-            </w:r>
-          </w:p>
-          <w:p>
-            <w:pPr>
-              <w:pStyle w:val="TableContents"/>
-              <w:bidi w:val="0"/>
-              <w:jc w:val="start"/>
-              <w:rPr>
-                <w:b/>
-                <w:bCs/>
-              </w:rPr>
-            </w:pPr>
-            <w:r>
-              <w:rPr>
-                <w:b/>
-                <w:bCs/>
-              </w:rPr>
-              <w:t>AT ( )</w:t>
-            </w:r>
-          </w:p>
-          <w:p>
-            <w:pPr>
-              <w:pStyle w:val="TableContents"/>
-              <w:bidi w:val="0"/>
-              <w:jc w:val="start"/>
-              <w:rPr>
-                <w:b/>
-                <w:bCs/>
-              </w:rPr>
-            </w:pPr>
-            <w:r>
-              <w:rPr>
-                <w:b/>
-                <w:bCs/>
+                <w:sz w:val="24"/>
+                <w:szCs w:val="24"/>
               </w:rPr>
               <w:t>AP ( )</w:t>
             </w:r>
@@ -181,7 +205,7 @@
         </w:trPr>
         <w:tc>
           <w:tcPr>
-            <w:tcW w:w="7965" w:type="dxa"/>
+            <w:tcW w:w="7495" w:type="dxa"/>
             <w:tcBorders>
               <w:start w:val="single" w:sz="2" w:space="0" w:color="000000"/>
               <w:bottom w:val="single" w:sz="2" w:space="0" w:color="000000"/>
@@ -194,13 +218,14 @@
               <w:spacing w:before="0" w:after="140"/>
               <w:jc w:val="start"/>
               <w:rPr>
-                <w:b w:val="false"/>
-                <w:bCs/>
-              </w:rPr>
-            </w:pPr>
-            <w:r>
-              <w:rPr>
-                <w:rFonts w:ascii="Times New Roman;serif" w:hAnsi="Times New Roman;serif"/>
+                <w:rFonts w:ascii="Times New Roman" w:hAnsi="Times New Roman"/>
+                <w:sz w:val="24"/>
+                <w:szCs w:val="24"/>
+              </w:rPr>
+            </w:pPr>
+            <w:r>
+              <w:rPr>
+                <w:rFonts w:ascii="Times New Roman" w:hAnsi="Times New Roman"/>
                 <w:b w:val="false"/>
                 <w:bCs/>
                 <w:i w:val="false"/>
@@ -209,7 +234,8 @@
                 <w:strike w:val="false"/>
                 <w:dstrike w:val="false"/>
                 <w:color w:val="000000"/>
-                <w:sz w:val="22"/>
+                <w:sz w:val="24"/>
+                <w:szCs w:val="24"/>
                 <w:u w:val="none"/>
                 <w:effect w:val="none"/>
                 <w:shd w:fill="auto" w:val="clear"/>
@@ -220,7 +246,7 @@
         </w:tc>
         <w:tc>
           <w:tcPr>
-            <w:tcW w:w="1673" w:type="dxa"/>
+            <w:tcW w:w="1580" w:type="dxa"/>
             <w:tcBorders>
               <w:start w:val="single" w:sz="2" w:space="0" w:color="000000"/>
               <w:bottom w:val="single" w:sz="2" w:space="0" w:color="000000"/>
@@ -233,14 +259,20 @@
               <w:bidi w:val="0"/>
               <w:jc w:val="start"/>
               <w:rPr>
-                <w:b/>
-                <w:bCs/>
-              </w:rPr>
-            </w:pPr>
-            <w:r>
-              <w:rPr>
-                <w:b/>
-                <w:bCs/>
+                <w:rFonts w:ascii="Times New Roman" w:hAnsi="Times New Roman"/>
+                <w:b w:val="false"/>
+                <w:bCs w:val="false"/>
+                <w:sz w:val="24"/>
+                <w:szCs w:val="24"/>
+              </w:rPr>
+            </w:pPr>
+            <w:r>
+              <w:rPr>
+                <w:rFonts w:ascii="Times New Roman" w:hAnsi="Times New Roman"/>
+                <w:b w:val="false"/>
+                <w:bCs w:val="false"/>
+                <w:sz w:val="24"/>
+                <w:szCs w:val="24"/>
               </w:rPr>
             </w:r>
           </w:p>
@@ -252,7 +284,7 @@
         </w:trPr>
         <w:tc>
           <w:tcPr>
-            <w:tcW w:w="7965" w:type="dxa"/>
+            <w:tcW w:w="7495" w:type="dxa"/>
             <w:tcBorders>
               <w:start w:val="single" w:sz="2" w:space="0" w:color="000000"/>
               <w:bottom w:val="single" w:sz="2" w:space="0" w:color="000000"/>
@@ -264,15 +296,16 @@
               <w:bidi w:val="0"/>
               <w:jc w:val="start"/>
               <w:rPr>
-                <w:b w:val="false"/>
-                <w:bCs/>
+                <w:rFonts w:ascii="Times New Roman" w:hAnsi="Times New Roman"/>
+                <w:sz w:val="24"/>
+                <w:szCs w:val="24"/>
               </w:rPr>
             </w:pPr>
             <w:bookmarkStart w:id="0" w:name="docs-internal-guid-9acbcd7a-7fff-6651-ec"/>
             <w:bookmarkEnd w:id="0"/>
             <w:r>
               <w:rPr>
-                <w:rFonts w:ascii="Times New Roman;serif" w:hAnsi="Times New Roman;serif"/>
+                <w:rFonts w:ascii="Times New Roman" w:hAnsi="Times New Roman"/>
                 <w:b w:val="false"/>
                 <w:bCs/>
                 <w:i w:val="false"/>
@@ -281,7 +314,8 @@
                 <w:strike w:val="false"/>
                 <w:dstrike w:val="false"/>
                 <w:color w:val="000000"/>
-                <w:sz w:val="22"/>
+                <w:sz w:val="24"/>
+                <w:szCs w:val="24"/>
                 <w:u w:val="none"/>
                 <w:effect w:val="none"/>
                 <w:shd w:fill="auto" w:val="clear"/>
@@ -292,7 +326,7 @@
         </w:tc>
         <w:tc>
           <w:tcPr>
-            <w:tcW w:w="1673" w:type="dxa"/>
+            <w:tcW w:w="1580" w:type="dxa"/>
             <w:tcBorders>
               <w:start w:val="single" w:sz="2" w:space="0" w:color="000000"/>
               <w:bottom w:val="single" w:sz="2" w:space="0" w:color="000000"/>
@@ -305,14 +339,20 @@
               <w:bidi w:val="0"/>
               <w:jc w:val="start"/>
               <w:rPr>
-                <w:b/>
-                <w:bCs/>
-              </w:rPr>
-            </w:pPr>
-            <w:r>
-              <w:rPr>
-                <w:b/>
-                <w:bCs/>
+                <w:rFonts w:ascii="Times New Roman" w:hAnsi="Times New Roman"/>
+                <w:b w:val="false"/>
+                <w:bCs w:val="false"/>
+                <w:sz w:val="24"/>
+                <w:szCs w:val="24"/>
+              </w:rPr>
+            </w:pPr>
+            <w:r>
+              <w:rPr>
+                <w:rFonts w:ascii="Times New Roman" w:hAnsi="Times New Roman"/>
+                <w:b w:val="false"/>
+                <w:bCs w:val="false"/>
+                <w:sz w:val="24"/>
+                <w:szCs w:val="24"/>
               </w:rPr>
             </w:r>
           </w:p>
@@ -324,7 +364,7 @@
         </w:trPr>
         <w:tc>
           <w:tcPr>
-            <w:tcW w:w="7965" w:type="dxa"/>
+            <w:tcW w:w="7495" w:type="dxa"/>
             <w:tcBorders>
               <w:start w:val="single" w:sz="2" w:space="0" w:color="000000"/>
               <w:bottom w:val="single" w:sz="2" w:space="0" w:color="000000"/>
@@ -337,13 +377,14 @@
               <w:spacing w:before="0" w:after="140"/>
               <w:jc w:val="start"/>
               <w:rPr>
-                <w:b w:val="false"/>
-                <w:bCs/>
-              </w:rPr>
-            </w:pPr>
-            <w:r>
-              <w:rPr>
-                <w:rFonts w:ascii="Times New Roman;serif" w:hAnsi="Times New Roman;serif"/>
+                <w:rFonts w:ascii="Times New Roman" w:hAnsi="Times New Roman"/>
+                <w:sz w:val="24"/>
+                <w:szCs w:val="24"/>
+              </w:rPr>
+            </w:pPr>
+            <w:r>
+              <w:rPr>
+                <w:rFonts w:ascii="Times New Roman" w:hAnsi="Times New Roman"/>
                 <w:b w:val="false"/>
                 <w:bCs/>
                 <w:i w:val="false"/>
@@ -352,7 +393,8 @@
                 <w:strike w:val="false"/>
                 <w:dstrike w:val="false"/>
                 <w:color w:val="000000"/>
-                <w:sz w:val="22"/>
+                <w:sz w:val="24"/>
+                <w:szCs w:val="24"/>
                 <w:u w:val="none"/>
                 <w:effect w:val="none"/>
                 <w:shd w:fill="auto" w:val="clear"/>
@@ -363,7 +405,7 @@
         </w:tc>
         <w:tc>
           <w:tcPr>
-            <w:tcW w:w="1673" w:type="dxa"/>
+            <w:tcW w:w="1580" w:type="dxa"/>
             <w:tcBorders>
               <w:start w:val="single" w:sz="2" w:space="0" w:color="000000"/>
               <w:bottom w:val="single" w:sz="2" w:space="0" w:color="000000"/>
@@ -376,14 +418,20 @@
               <w:bidi w:val="0"/>
               <w:jc w:val="start"/>
               <w:rPr>
-                <w:b/>
-                <w:bCs/>
-              </w:rPr>
-            </w:pPr>
-            <w:r>
-              <w:rPr>
-                <w:b/>
-                <w:bCs/>
+                <w:rFonts w:ascii="Times New Roman" w:hAnsi="Times New Roman"/>
+                <w:b w:val="false"/>
+                <w:bCs w:val="false"/>
+                <w:sz w:val="24"/>
+                <w:szCs w:val="24"/>
+              </w:rPr>
+            </w:pPr>
+            <w:r>
+              <w:rPr>
+                <w:rFonts w:ascii="Times New Roman" w:hAnsi="Times New Roman"/>
+                <w:b w:val="false"/>
+                <w:bCs w:val="false"/>
+                <w:sz w:val="24"/>
+                <w:szCs w:val="24"/>
               </w:rPr>
             </w:r>
           </w:p>
@@ -404,7 +452,7 @@
     <w:sectPr>
       <w:type w:val="nextPage"/>
       <w:pgSz w:w="11906" w:h="16838"/>
-      <w:pgMar w:left="1134" w:right="1134" w:gutter="0" w:header="0" w:top="1134" w:footer="0" w:bottom="1134"/>
+      <w:pgMar w:left="1701" w:right="1134" w:gutter="0" w:header="0" w:top="1701" w:footer="0" w:bottom="1134"/>
       <w:pgNumType w:fmt="decimal"/>
       <w:formProt w:val="false"/>
       <w:textDirection w:val="lrTb"/>

--- a/src/main/resources/tabela_ementario.docx
+++ b/src/main/resources/tabela_ementario.docx
@@ -4,37 +4,37 @@
   <w:body>
     <w:tbl>
       <w:tblPr>
-        <w:tblW w:w="9075" w:type="dxa"/>
-        <w:jc w:val="start"/>
-        <w:tblInd w:w="0" w:type="dxa"/>
+        <w:tblW w:w="9015" w:type="dxa"/>
+        <w:jc w:val="left"/>
+        <w:tblInd w:w="52" w:type="dxa"/>
         <w:tblLayout w:type="fixed"/>
         <w:tblCellMar>
           <w:top w:w="28" w:type="dxa"/>
-          <w:start w:w="28" w:type="dxa"/>
+          <w:left w:w="28" w:type="dxa"/>
           <w:bottom w:w="28" w:type="dxa"/>
-          <w:end w:w="28" w:type="dxa"/>
+          <w:right w:w="28" w:type="dxa"/>
         </w:tblCellMar>
       </w:tblPr>
       <w:tblGrid>
-        <w:gridCol w:w="7495"/>
-        <w:gridCol w:w="1580"/>
+        <w:gridCol w:w="7485"/>
+        <w:gridCol w:w="1530"/>
       </w:tblGrid>
       <w:tr>
         <w:trPr/>
         <w:tc>
           <w:tcPr>
-            <w:tcW w:w="7495" w:type="dxa"/>
+            <w:tcW w:w="7485" w:type="dxa"/>
             <w:tcBorders>
               <w:top w:val="single" w:sz="2" w:space="0" w:color="000000"/>
-              <w:start w:val="single" w:sz="2" w:space="0" w:color="000000"/>
-              <w:bottom w:val="single" w:sz="2" w:space="0" w:color="000000"/>
-            </w:tcBorders>
-          </w:tcPr>
-          <w:p>
-            <w:pPr>
-              <w:pStyle w:val="TableContents"/>
-              <w:bidi w:val="0"/>
-              <w:jc w:val="start"/>
+              <w:left w:val="single" w:sz="2" w:space="0" w:color="000000"/>
+              <w:bottom w:val="single" w:sz="2" w:space="0" w:color="000000"/>
+            </w:tcBorders>
+          </w:tcPr>
+          <w:p>
+            <w:pPr>
+              <w:pStyle w:val="TableContents"/>
+              <w:bidi w:val="0"/>
+              <w:jc w:val="left"/>
               <w:rPr>
                 <w:rFonts w:ascii="Times New Roman" w:hAnsi="Times New Roman"/>
                 <w:sz w:val="24"/>
@@ -55,19 +55,19 @@
         </w:tc>
         <w:tc>
           <w:tcPr>
-            <w:tcW w:w="1580" w:type="dxa"/>
+            <w:tcW w:w="1530" w:type="dxa"/>
             <w:tcBorders>
               <w:top w:val="single" w:sz="2" w:space="0" w:color="000000"/>
-              <w:start w:val="single" w:sz="2" w:space="0" w:color="000000"/>
-              <w:bottom w:val="single" w:sz="2" w:space="0" w:color="000000"/>
-              <w:end w:val="single" w:sz="2" w:space="0" w:color="000000"/>
-            </w:tcBorders>
-          </w:tcPr>
-          <w:p>
-            <w:pPr>
-              <w:pStyle w:val="TableContents"/>
-              <w:bidi w:val="0"/>
-              <w:jc w:val="start"/>
+              <w:left w:val="single" w:sz="2" w:space="0" w:color="000000"/>
+              <w:bottom w:val="single" w:sz="2" w:space="0" w:color="000000"/>
+              <w:right w:val="single" w:sz="2" w:space="0" w:color="000000"/>
+            </w:tcBorders>
+          </w:tcPr>
+          <w:p>
+            <w:pPr>
+              <w:pStyle w:val="TableContents"/>
+              <w:bidi w:val="0"/>
+              <w:jc w:val="left"/>
               <w:rPr>
                 <w:rFonts w:ascii="Times New Roman" w:hAnsi="Times New Roman"/>
                 <w:sz w:val="24"/>
@@ -93,17 +93,17 @@
         </w:trPr>
         <w:tc>
           <w:tcPr>
-            <w:tcW w:w="7495" w:type="dxa"/>
-            <w:tcBorders>
-              <w:start w:val="single" w:sz="2" w:space="0" w:color="000000"/>
-              <w:bottom w:val="single" w:sz="2" w:space="0" w:color="000000"/>
-            </w:tcBorders>
-          </w:tcPr>
-          <w:p>
-            <w:pPr>
-              <w:pStyle w:val="TableContents"/>
-              <w:bidi w:val="0"/>
-              <w:jc w:val="start"/>
+            <w:tcW w:w="7485" w:type="dxa"/>
+            <w:tcBorders>
+              <w:left w:val="single" w:sz="2" w:space="0" w:color="000000"/>
+              <w:bottom w:val="single" w:sz="2" w:space="0" w:color="000000"/>
+            </w:tcBorders>
+          </w:tcPr>
+          <w:p>
+            <w:pPr>
+              <w:pStyle w:val="TableContents"/>
+              <w:bidi w:val="0"/>
+              <w:jc w:val="left"/>
               <w:rPr>
                 <w:rFonts w:ascii="Times New Roman" w:hAnsi="Times New Roman"/>
                 <w:sz w:val="24"/>
@@ -124,18 +124,18 @@
         </w:tc>
         <w:tc>
           <w:tcPr>
-            <w:tcW w:w="1580" w:type="dxa"/>
-            <w:tcBorders>
-              <w:start w:val="single" w:sz="2" w:space="0" w:color="000000"/>
-              <w:bottom w:val="single" w:sz="2" w:space="0" w:color="000000"/>
-              <w:end w:val="single" w:sz="2" w:space="0" w:color="000000"/>
-            </w:tcBorders>
-          </w:tcPr>
-          <w:p>
-            <w:pPr>
-              <w:pStyle w:val="TableContents"/>
-              <w:bidi w:val="0"/>
-              <w:jc w:val="start"/>
+            <w:tcW w:w="1530" w:type="dxa"/>
+            <w:tcBorders>
+              <w:left w:val="single" w:sz="2" w:space="0" w:color="000000"/>
+              <w:bottom w:val="single" w:sz="2" w:space="0" w:color="000000"/>
+              <w:right w:val="single" w:sz="2" w:space="0" w:color="000000"/>
+            </w:tcBorders>
+          </w:tcPr>
+          <w:p>
+            <w:pPr>
+              <w:pStyle w:val="TableContents"/>
+              <w:bidi w:val="0"/>
+              <w:jc w:val="left"/>
               <w:rPr>
                 <w:rFonts w:ascii="Times New Roman" w:hAnsi="Times New Roman"/>
                 <w:sz w:val="24"/>
@@ -157,7 +157,7 @@
             <w:pPr>
               <w:pStyle w:val="TableContents"/>
               <w:bidi w:val="0"/>
-              <w:jc w:val="start"/>
+              <w:jc w:val="left"/>
               <w:rPr>
                 <w:rFonts w:ascii="Times New Roman" w:hAnsi="Times New Roman"/>
                 <w:sz w:val="24"/>
@@ -179,7 +179,7 @@
             <w:pPr>
               <w:pStyle w:val="TableContents"/>
               <w:bidi w:val="0"/>
-              <w:jc w:val="start"/>
+              <w:jc w:val="left"/>
               <w:rPr>
                 <w:rFonts w:ascii="Times New Roman" w:hAnsi="Times New Roman"/>
                 <w:sz w:val="24"/>
@@ -205,9 +205,9 @@
         </w:trPr>
         <w:tc>
           <w:tcPr>
-            <w:tcW w:w="7495" w:type="dxa"/>
-            <w:tcBorders>
-              <w:start w:val="single" w:sz="2" w:space="0" w:color="000000"/>
+            <w:tcW w:w="7485" w:type="dxa"/>
+            <w:tcBorders>
+              <w:left w:val="single" w:sz="2" w:space="0" w:color="000000"/>
               <w:bottom w:val="single" w:sz="2" w:space="0" w:color="000000"/>
             </w:tcBorders>
           </w:tcPr>
@@ -216,7 +216,7 @@
               <w:pStyle w:val="BodyText"/>
               <w:bidi w:val="0"/>
               <w:spacing w:before="0" w:after="140"/>
-              <w:jc w:val="start"/>
+              <w:jc w:val="left"/>
               <w:rPr>
                 <w:rFonts w:ascii="Times New Roman" w:hAnsi="Times New Roman"/>
                 <w:sz w:val="24"/>
@@ -246,18 +246,18 @@
         </w:tc>
         <w:tc>
           <w:tcPr>
-            <w:tcW w:w="1580" w:type="dxa"/>
-            <w:tcBorders>
-              <w:start w:val="single" w:sz="2" w:space="0" w:color="000000"/>
-              <w:bottom w:val="single" w:sz="2" w:space="0" w:color="000000"/>
-              <w:end w:val="single" w:sz="2" w:space="0" w:color="000000"/>
-            </w:tcBorders>
-          </w:tcPr>
-          <w:p>
-            <w:pPr>
-              <w:pStyle w:val="TableContents"/>
-              <w:bidi w:val="0"/>
-              <w:jc w:val="start"/>
+            <w:tcW w:w="1530" w:type="dxa"/>
+            <w:tcBorders>
+              <w:left w:val="single" w:sz="2" w:space="0" w:color="000000"/>
+              <w:bottom w:val="single" w:sz="2" w:space="0" w:color="000000"/>
+              <w:right w:val="single" w:sz="2" w:space="0" w:color="000000"/>
+            </w:tcBorders>
+          </w:tcPr>
+          <w:p>
+            <w:pPr>
+              <w:pStyle w:val="TableContents"/>
+              <w:bidi w:val="0"/>
+              <w:jc w:val="left"/>
               <w:rPr>
                 <w:rFonts w:ascii="Times New Roman" w:hAnsi="Times New Roman"/>
                 <w:b w:val="false"/>
@@ -284,9 +284,9 @@
         </w:trPr>
         <w:tc>
           <w:tcPr>
-            <w:tcW w:w="7495" w:type="dxa"/>
-            <w:tcBorders>
-              <w:start w:val="single" w:sz="2" w:space="0" w:color="000000"/>
+            <w:tcW w:w="7485" w:type="dxa"/>
+            <w:tcBorders>
+              <w:left w:val="single" w:sz="2" w:space="0" w:color="000000"/>
               <w:bottom w:val="single" w:sz="2" w:space="0" w:color="000000"/>
             </w:tcBorders>
           </w:tcPr>
@@ -294,7 +294,7 @@
             <w:pPr>
               <w:pStyle w:val="Normal"/>
               <w:bidi w:val="0"/>
-              <w:jc w:val="start"/>
+              <w:jc w:val="left"/>
               <w:rPr>
                 <w:rFonts w:ascii="Times New Roman" w:hAnsi="Times New Roman"/>
                 <w:sz w:val="24"/>
@@ -326,18 +326,18 @@
         </w:tc>
         <w:tc>
           <w:tcPr>
-            <w:tcW w:w="1580" w:type="dxa"/>
-            <w:tcBorders>
-              <w:start w:val="single" w:sz="2" w:space="0" w:color="000000"/>
-              <w:bottom w:val="single" w:sz="2" w:space="0" w:color="000000"/>
-              <w:end w:val="single" w:sz="2" w:space="0" w:color="000000"/>
-            </w:tcBorders>
-          </w:tcPr>
-          <w:p>
-            <w:pPr>
-              <w:pStyle w:val="TableContents"/>
-              <w:bidi w:val="0"/>
-              <w:jc w:val="start"/>
+            <w:tcW w:w="1530" w:type="dxa"/>
+            <w:tcBorders>
+              <w:left w:val="single" w:sz="2" w:space="0" w:color="000000"/>
+              <w:bottom w:val="single" w:sz="2" w:space="0" w:color="000000"/>
+              <w:right w:val="single" w:sz="2" w:space="0" w:color="000000"/>
+            </w:tcBorders>
+          </w:tcPr>
+          <w:p>
+            <w:pPr>
+              <w:pStyle w:val="TableContents"/>
+              <w:bidi w:val="0"/>
+              <w:jc w:val="left"/>
               <w:rPr>
                 <w:rFonts w:ascii="Times New Roman" w:hAnsi="Times New Roman"/>
                 <w:b w:val="false"/>
@@ -364,9 +364,9 @@
         </w:trPr>
         <w:tc>
           <w:tcPr>
-            <w:tcW w:w="7495" w:type="dxa"/>
-            <w:tcBorders>
-              <w:start w:val="single" w:sz="2" w:space="0" w:color="000000"/>
+            <w:tcW w:w="7485" w:type="dxa"/>
+            <w:tcBorders>
+              <w:left w:val="single" w:sz="2" w:space="0" w:color="000000"/>
               <w:bottom w:val="single" w:sz="2" w:space="0" w:color="000000"/>
             </w:tcBorders>
           </w:tcPr>
@@ -375,7 +375,7 @@
               <w:pStyle w:val="BodyText"/>
               <w:bidi w:val="0"/>
               <w:spacing w:before="0" w:after="140"/>
-              <w:jc w:val="start"/>
+              <w:jc w:val="left"/>
               <w:rPr>
                 <w:rFonts w:ascii="Times New Roman" w:hAnsi="Times New Roman"/>
                 <w:sz w:val="24"/>
@@ -405,18 +405,18 @@
         </w:tc>
         <w:tc>
           <w:tcPr>
-            <w:tcW w:w="1580" w:type="dxa"/>
-            <w:tcBorders>
-              <w:start w:val="single" w:sz="2" w:space="0" w:color="000000"/>
-              <w:bottom w:val="single" w:sz="2" w:space="0" w:color="000000"/>
-              <w:end w:val="single" w:sz="2" w:space="0" w:color="000000"/>
-            </w:tcBorders>
-          </w:tcPr>
-          <w:p>
-            <w:pPr>
-              <w:pStyle w:val="TableContents"/>
-              <w:bidi w:val="0"/>
-              <w:jc w:val="start"/>
+            <w:tcW w:w="1530" w:type="dxa"/>
+            <w:tcBorders>
+              <w:left w:val="single" w:sz="2" w:space="0" w:color="000000"/>
+              <w:bottom w:val="single" w:sz="2" w:space="0" w:color="000000"/>
+              <w:right w:val="single" w:sz="2" w:space="0" w:color="000000"/>
+            </w:tcBorders>
+          </w:tcPr>
+          <w:p>
+            <w:pPr>
+              <w:pStyle w:val="TableContents"/>
+              <w:bidi w:val="0"/>
+              <w:jc w:val="left"/>
               <w:rPr>
                 <w:rFonts w:ascii="Times New Roman" w:hAnsi="Times New Roman"/>
                 <w:b w:val="false"/>
@@ -442,7 +442,7 @@
       <w:pPr>
         <w:pStyle w:val="Normal"/>
         <w:bidi w:val="0"/>
-        <w:jc w:val="start"/>
+        <w:jc w:val="left"/>
         <w:rPr/>
       </w:pPr>
       <w:r>
@@ -488,7 +488,7 @@
       <w:suppressAutoHyphens w:val="true"/>
       <w:bidi w:val="0"/>
       <w:spacing w:before="0" w:after="0"/>
-      <w:jc w:val="start"/>
+      <w:jc w:val="left"/>
     </w:pPr>
     <w:rPr>
       <w:rFonts w:ascii="Liberation Serif" w:hAnsi="Liberation Serif" w:eastAsia="Noto Serif CJK SC" w:cs="FreeSans"/>

--- a/src/main/resources/tabela_ementario.docx
+++ b/src/main/resources/tabela_ementario.docx
@@ -4,9 +4,9 @@
   <w:body>
     <w:tbl>
       <w:tblPr>
-        <w:tblW w:w="9015" w:type="dxa"/>
+        <w:tblW w:w="9135" w:type="dxa"/>
         <w:jc w:val="left"/>
-        <w:tblInd w:w="52" w:type="dxa"/>
+        <w:tblInd w:w="-8" w:type="dxa"/>
         <w:tblLayout w:type="fixed"/>
         <w:tblCellMar>
           <w:top w:w="28" w:type="dxa"/>
@@ -16,14 +16,14 @@
         </w:tblCellMar>
       </w:tblPr>
       <w:tblGrid>
-        <w:gridCol w:w="7485"/>
-        <w:gridCol w:w="1530"/>
+        <w:gridCol w:w="7544"/>
+        <w:gridCol w:w="1591"/>
       </w:tblGrid>
       <w:tr>
         <w:trPr/>
         <w:tc>
           <w:tcPr>
-            <w:tcW w:w="7485" w:type="dxa"/>
+            <w:tcW w:w="7544" w:type="dxa"/>
             <w:tcBorders>
               <w:top w:val="single" w:sz="2" w:space="0" w:color="000000"/>
               <w:left w:val="single" w:sz="2" w:space="0" w:color="000000"/>
@@ -37,6 +37,8 @@
               <w:jc w:val="left"/>
               <w:rPr>
                 <w:rFonts w:ascii="Times New Roman" w:hAnsi="Times New Roman"/>
+                <w:b w:val="false"/>
+                <w:bCs w:val="false"/>
                 <w:sz w:val="24"/>
                 <w:szCs w:val="24"/>
               </w:rPr>
@@ -49,13 +51,13 @@
                 <w:sz w:val="24"/>
                 <w:szCs w:val="24"/>
               </w:rPr>
-              <w:t>Componente Curricular:</w:t>
-            </w:r>
-          </w:p>
-        </w:tc>
-        <w:tc>
-          <w:tcPr>
-            <w:tcW w:w="1530" w:type="dxa"/>
+              <w:t xml:space="preserve">Componente Curricular: </w:t>
+            </w:r>
+          </w:p>
+        </w:tc>
+        <w:tc>
+          <w:tcPr>
+            <w:tcW w:w="1591" w:type="dxa"/>
             <w:tcBorders>
               <w:top w:val="single" w:sz="2" w:space="0" w:color="000000"/>
               <w:left w:val="single" w:sz="2" w:space="0" w:color="000000"/>
@@ -70,6 +72,8 @@
               <w:jc w:val="left"/>
               <w:rPr>
                 <w:rFonts w:ascii="Times New Roman" w:hAnsi="Times New Roman"/>
+                <w:b w:val="false"/>
+                <w:bCs w:val="false"/>
                 <w:sz w:val="24"/>
                 <w:szCs w:val="24"/>
               </w:rPr>
@@ -82,7 +86,7 @@
                 <w:sz w:val="24"/>
                 <w:szCs w:val="24"/>
               </w:rPr>
-              <w:t>Créditos:</w:t>
+              <w:t xml:space="preserve">Créditos: </w:t>
             </w:r>
           </w:p>
         </w:tc>
@@ -93,19 +97,21 @@
         </w:trPr>
         <w:tc>
           <w:tcPr>
-            <w:tcW w:w="7485" w:type="dxa"/>
-            <w:tcBorders>
-              <w:left w:val="single" w:sz="2" w:space="0" w:color="000000"/>
-              <w:bottom w:val="single" w:sz="2" w:space="0" w:color="000000"/>
-            </w:tcBorders>
-          </w:tcPr>
-          <w:p>
-            <w:pPr>
-              <w:pStyle w:val="TableContents"/>
-              <w:bidi w:val="0"/>
-              <w:jc w:val="left"/>
-              <w:rPr>
-                <w:rFonts w:ascii="Times New Roman" w:hAnsi="Times New Roman"/>
+            <w:tcW w:w="7544" w:type="dxa"/>
+            <w:tcBorders>
+              <w:left w:val="single" w:sz="2" w:space="0" w:color="000000"/>
+              <w:bottom w:val="single" w:sz="2" w:space="0" w:color="000000"/>
+            </w:tcBorders>
+          </w:tcPr>
+          <w:p>
+            <w:pPr>
+              <w:pStyle w:val="TableContents"/>
+              <w:bidi w:val="0"/>
+              <w:jc w:val="left"/>
+              <w:rPr>
+                <w:rFonts w:ascii="Times New Roman" w:hAnsi="Times New Roman"/>
+                <w:b w:val="false"/>
+                <w:bCs w:val="false"/>
                 <w:sz w:val="24"/>
                 <w:szCs w:val="24"/>
               </w:rPr>
@@ -118,13 +124,13 @@
                 <w:sz w:val="24"/>
                 <w:szCs w:val="24"/>
               </w:rPr>
-              <w:t>Carga horária:</w:t>
-            </w:r>
-          </w:p>
-        </w:tc>
-        <w:tc>
-          <w:tcPr>
-            <w:tcW w:w="1530" w:type="dxa"/>
+              <w:t xml:space="preserve">Carga horária: </w:t>
+            </w:r>
+          </w:p>
+        </w:tc>
+        <w:tc>
+          <w:tcPr>
+            <w:tcW w:w="1591" w:type="dxa"/>
             <w:tcBorders>
               <w:left w:val="single" w:sz="2" w:space="0" w:color="000000"/>
               <w:bottom w:val="single" w:sz="2" w:space="0" w:color="000000"/>
@@ -150,7 +156,27 @@
                 <w:sz w:val="24"/>
                 <w:szCs w:val="24"/>
               </w:rPr>
-              <w:t>Total ( )</w:t>
+              <w:t>Total (</w:t>
+            </w:r>
+            <w:r>
+              <w:rPr>
+                <w:rFonts w:ascii="Times New Roman" w:hAnsi="Times New Roman"/>
+                <w:b/>
+                <w:bCs/>
+                <w:sz w:val="24"/>
+                <w:szCs w:val="24"/>
+              </w:rPr>
+              <w:t xml:space="preserve"> </w:t>
+            </w:r>
+            <w:r>
+              <w:rPr>
+                <w:rFonts w:ascii="Times New Roman" w:hAnsi="Times New Roman"/>
+                <w:b/>
+                <w:bCs/>
+                <w:sz w:val="24"/>
+                <w:szCs w:val="24"/>
+              </w:rPr>
+              <w:t>)</w:t>
             </w:r>
           </w:p>
           <w:p>
@@ -205,7 +231,7 @@
         </w:trPr>
         <w:tc>
           <w:tcPr>
-            <w:tcW w:w="7485" w:type="dxa"/>
+            <w:tcW w:w="7544" w:type="dxa"/>
             <w:tcBorders>
               <w:left w:val="single" w:sz="2" w:space="0" w:color="000000"/>
               <w:bottom w:val="single" w:sz="2" w:space="0" w:color="000000"/>
@@ -240,13 +266,13 @@
                 <w:effect w:val="none"/>
                 <w:shd w:fill="auto" w:val="clear"/>
               </w:rPr>
-              <w:t>Ementa é uma descrição discursiva que resume o conteúdo conceitual ou conceitual procedimental de um componente curricular. Os tópicos essenciais são apresentados sob a forma de frases nominais (frases sem verbo) e não é necessário que os tópicos sejam elencados em itens (um embaixo do outro). A redação deve ser contínua. Exemplo de ementa: A origem e a formação da língua portuguesa. O latim clássico e o latim vulgar. A evolução fonológica, morfológica, sintática e semântica. A constituição do léxico. A expansão da língua portuguesa. </w:t>
-            </w:r>
-          </w:p>
-        </w:tc>
-        <w:tc>
-          <w:tcPr>
-            <w:tcW w:w="1530" w:type="dxa"/>
+              <w:t>Ementa é uma descrição discursiva que resume o conteúdo conceitual ou conceitual procedimental de um componente curricular. Os tópicos essenciais são apresentados sob a forma de frases nominais (frases sem verbo) e não é necessário que os tópicos sejam elencados em itens (um embaixo do outro). A redação deve ser contínua. Exemplo de ementa: A origem e a formação da língua portuguesa. O latim clássico e o latim vulgar. A evolução fonológica, morfológica, sintática e semântica. A constituição do léxico. A expansão da língua portuguesa.</w:t>
+            </w:r>
+          </w:p>
+        </w:tc>
+        <w:tc>
+          <w:tcPr>
+            <w:tcW w:w="1591" w:type="dxa"/>
             <w:tcBorders>
               <w:left w:val="single" w:sz="2" w:space="0" w:color="000000"/>
               <w:bottom w:val="single" w:sz="2" w:space="0" w:color="000000"/>
@@ -284,7 +310,7 @@
         </w:trPr>
         <w:tc>
           <w:tcPr>
-            <w:tcW w:w="7485" w:type="dxa"/>
+            <w:tcW w:w="7544" w:type="dxa"/>
             <w:tcBorders>
               <w:left w:val="single" w:sz="2" w:space="0" w:color="000000"/>
               <w:bottom w:val="single" w:sz="2" w:space="0" w:color="000000"/>
@@ -326,7 +352,7 @@
         </w:tc>
         <w:tc>
           <w:tcPr>
-            <w:tcW w:w="1530" w:type="dxa"/>
+            <w:tcW w:w="1591" w:type="dxa"/>
             <w:tcBorders>
               <w:left w:val="single" w:sz="2" w:space="0" w:color="000000"/>
               <w:bottom w:val="single" w:sz="2" w:space="0" w:color="000000"/>
@@ -364,7 +390,7 @@
         </w:trPr>
         <w:tc>
           <w:tcPr>
-            <w:tcW w:w="7485" w:type="dxa"/>
+            <w:tcW w:w="7544" w:type="dxa"/>
             <w:tcBorders>
               <w:left w:val="single" w:sz="2" w:space="0" w:color="000000"/>
               <w:bottom w:val="single" w:sz="2" w:space="0" w:color="000000"/>
@@ -405,7 +431,7 @@
         </w:tc>
         <w:tc>
           <w:tcPr>
-            <w:tcW w:w="1530" w:type="dxa"/>
+            <w:tcW w:w="1591" w:type="dxa"/>
             <w:tcBorders>
               <w:left w:val="single" w:sz="2" w:space="0" w:color="000000"/>
               <w:bottom w:val="single" w:sz="2" w:space="0" w:color="000000"/>

--- a/src/main/resources/tabela_ementario.docx
+++ b/src/main/resources/tabela_ementario.docx
@@ -4,9 +4,9 @@
   <w:body>
     <w:tbl>
       <w:tblPr>
-        <w:tblW w:w="9135" w:type="dxa"/>
+        <w:tblW w:w="9045" w:type="dxa"/>
         <w:jc w:val="left"/>
-        <w:tblInd w:w="-8" w:type="dxa"/>
+        <w:tblInd w:w="52" w:type="dxa"/>
         <w:tblLayout w:type="fixed"/>
         <w:tblCellMar>
           <w:top w:w="28" w:type="dxa"/>
@@ -16,14 +16,16 @@
         </w:tblCellMar>
       </w:tblPr>
       <w:tblGrid>
-        <w:gridCol w:w="7544"/>
-        <w:gridCol w:w="1591"/>
+        <w:gridCol w:w="7483"/>
+        <w:gridCol w:w="1562"/>
       </w:tblGrid>
       <w:tr>
-        <w:trPr/>
-        <w:tc>
-          <w:tcPr>
-            <w:tcW w:w="7544" w:type="dxa"/>
+        <w:trPr>
+          <w:trHeight w:val="420" w:hRule="atLeast"/>
+        </w:trPr>
+        <w:tc>
+          <w:tcPr>
+            <w:tcW w:w="7483" w:type="dxa"/>
             <w:tcBorders>
               <w:top w:val="single" w:sz="2" w:space="0" w:color="000000"/>
               <w:left w:val="single" w:sz="2" w:space="0" w:color="000000"/>
@@ -51,13 +53,23 @@
                 <w:sz w:val="24"/>
                 <w:szCs w:val="24"/>
               </w:rPr>
-              <w:t xml:space="preserve">Componente Curricular: </w:t>
-            </w:r>
-          </w:p>
-        </w:tc>
-        <w:tc>
-          <w:tcPr>
-            <w:tcW w:w="1591" w:type="dxa"/>
+              <w:t>Componente Curricular:</w:t>
+            </w:r>
+            <w:r>
+              <w:rPr>
+                <w:rFonts w:ascii="Times New Roman" w:hAnsi="Times New Roman"/>
+                <w:b w:val="false"/>
+                <w:bCs w:val="false"/>
+                <w:sz w:val="24"/>
+                <w:szCs w:val="24"/>
+              </w:rPr>
+              <w:t xml:space="preserve"> </w:t>
+            </w:r>
+          </w:p>
+        </w:tc>
+        <w:tc>
+          <w:tcPr>
+            <w:tcW w:w="1562" w:type="dxa"/>
             <w:tcBorders>
               <w:top w:val="single" w:sz="2" w:space="0" w:color="000000"/>
               <w:left w:val="single" w:sz="2" w:space="0" w:color="000000"/>
@@ -86,7 +98,17 @@
                 <w:sz w:val="24"/>
                 <w:szCs w:val="24"/>
               </w:rPr>
-              <w:t xml:space="preserve">Créditos: </w:t>
+              <w:t>Créditos:</w:t>
+            </w:r>
+            <w:r>
+              <w:rPr>
+                <w:rFonts w:ascii="Times New Roman" w:hAnsi="Times New Roman"/>
+                <w:b w:val="false"/>
+                <w:bCs w:val="false"/>
+                <w:sz w:val="24"/>
+                <w:szCs w:val="24"/>
+              </w:rPr>
+              <w:t xml:space="preserve"> </w:t>
             </w:r>
           </w:p>
         </w:tc>
@@ -97,7 +119,7 @@
         </w:trPr>
         <w:tc>
           <w:tcPr>
-            <w:tcW w:w="7544" w:type="dxa"/>
+            <w:tcW w:w="7483" w:type="dxa"/>
             <w:tcBorders>
               <w:left w:val="single" w:sz="2" w:space="0" w:color="000000"/>
               <w:bottom w:val="single" w:sz="2" w:space="0" w:color="000000"/>
@@ -124,61 +146,29 @@
                 <w:sz w:val="24"/>
                 <w:szCs w:val="24"/>
               </w:rPr>
-              <w:t xml:space="preserve">Carga horária: </w:t>
-            </w:r>
-          </w:p>
-        </w:tc>
-        <w:tc>
-          <w:tcPr>
-            <w:tcW w:w="1591" w:type="dxa"/>
+              <w:t>Carga horária:</w:t>
+            </w:r>
+            <w:r>
+              <w:rPr>
+                <w:rFonts w:ascii="Times New Roman" w:hAnsi="Times New Roman"/>
+                <w:b w:val="false"/>
+                <w:bCs w:val="false"/>
+                <w:sz w:val="24"/>
+                <w:szCs w:val="24"/>
+              </w:rPr>
+              <w:t xml:space="preserve"> </w:t>
+            </w:r>
+          </w:p>
+        </w:tc>
+        <w:tc>
+          <w:tcPr>
+            <w:tcW w:w="1562" w:type="dxa"/>
             <w:tcBorders>
               <w:left w:val="single" w:sz="2" w:space="0" w:color="000000"/>
               <w:bottom w:val="single" w:sz="2" w:space="0" w:color="000000"/>
               <w:right w:val="single" w:sz="2" w:space="0" w:color="000000"/>
             </w:tcBorders>
           </w:tcPr>
-          <w:p>
-            <w:pPr>
-              <w:pStyle w:val="TableContents"/>
-              <w:bidi w:val="0"/>
-              <w:jc w:val="left"/>
-              <w:rPr>
-                <w:rFonts w:ascii="Times New Roman" w:hAnsi="Times New Roman"/>
-                <w:sz w:val="24"/>
-                <w:szCs w:val="24"/>
-              </w:rPr>
-            </w:pPr>
-            <w:r>
-              <w:rPr>
-                <w:rFonts w:ascii="Times New Roman" w:hAnsi="Times New Roman"/>
-                <w:b/>
-                <w:bCs/>
-                <w:sz w:val="24"/>
-                <w:szCs w:val="24"/>
-              </w:rPr>
-              <w:t>Total (</w:t>
-            </w:r>
-            <w:r>
-              <w:rPr>
-                <w:rFonts w:ascii="Times New Roman" w:hAnsi="Times New Roman"/>
-                <w:b/>
-                <w:bCs/>
-                <w:sz w:val="24"/>
-                <w:szCs w:val="24"/>
-              </w:rPr>
-              <w:t xml:space="preserve"> </w:t>
-            </w:r>
-            <w:r>
-              <w:rPr>
-                <w:rFonts w:ascii="Times New Roman" w:hAnsi="Times New Roman"/>
-                <w:b/>
-                <w:bCs/>
-                <w:sz w:val="24"/>
-                <w:szCs w:val="24"/>
-              </w:rPr>
-              <w:t>)</w:t>
-            </w:r>
-          </w:p>
           <w:p>
             <w:pPr>
               <w:pStyle w:val="TableContents"/>
@@ -231,7 +221,7 @@
         </w:trPr>
         <w:tc>
           <w:tcPr>
-            <w:tcW w:w="7544" w:type="dxa"/>
+            <w:tcW w:w="7483" w:type="dxa"/>
             <w:tcBorders>
               <w:left w:val="single" w:sz="2" w:space="0" w:color="000000"/>
               <w:bottom w:val="single" w:sz="2" w:space="0" w:color="000000"/>
@@ -242,12 +232,8 @@
               <w:pStyle w:val="BodyText"/>
               <w:bidi w:val="0"/>
               <w:spacing w:before="0" w:after="140"/>
-              <w:jc w:val="left"/>
-              <w:rPr>
-                <w:rFonts w:ascii="Times New Roman" w:hAnsi="Times New Roman"/>
-                <w:sz w:val="24"/>
-                <w:szCs w:val="24"/>
-              </w:rPr>
+              <w:jc w:val="both"/>
+              <w:rPr/>
             </w:pPr>
             <w:r>
               <w:rPr>
@@ -272,7 +258,7 @@
         </w:tc>
         <w:tc>
           <w:tcPr>
-            <w:tcW w:w="1591" w:type="dxa"/>
+            <w:tcW w:w="1562" w:type="dxa"/>
             <w:tcBorders>
               <w:left w:val="single" w:sz="2" w:space="0" w:color="000000"/>
               <w:bottom w:val="single" w:sz="2" w:space="0" w:color="000000"/>
@@ -310,7 +296,7 @@
         </w:trPr>
         <w:tc>
           <w:tcPr>
-            <w:tcW w:w="7544" w:type="dxa"/>
+            <w:tcW w:w="7483" w:type="dxa"/>
             <w:tcBorders>
               <w:left w:val="single" w:sz="2" w:space="0" w:color="000000"/>
               <w:bottom w:val="single" w:sz="2" w:space="0" w:color="000000"/>
@@ -320,12 +306,8 @@
             <w:pPr>
               <w:pStyle w:val="Normal"/>
               <w:bidi w:val="0"/>
-              <w:jc w:val="left"/>
-              <w:rPr>
-                <w:rFonts w:ascii="Times New Roman" w:hAnsi="Times New Roman"/>
-                <w:sz w:val="24"/>
-                <w:szCs w:val="24"/>
-              </w:rPr>
+              <w:jc w:val="both"/>
+              <w:rPr/>
             </w:pPr>
             <w:bookmarkStart w:id="0" w:name="docs-internal-guid-9acbcd7a-7fff-6651-ec"/>
             <w:bookmarkEnd w:id="0"/>
@@ -352,7 +334,7 @@
         </w:tc>
         <w:tc>
           <w:tcPr>
-            <w:tcW w:w="1591" w:type="dxa"/>
+            <w:tcW w:w="1562" w:type="dxa"/>
             <w:tcBorders>
               <w:left w:val="single" w:sz="2" w:space="0" w:color="000000"/>
               <w:bottom w:val="single" w:sz="2" w:space="0" w:color="000000"/>
@@ -390,7 +372,7 @@
         </w:trPr>
         <w:tc>
           <w:tcPr>
-            <w:tcW w:w="7544" w:type="dxa"/>
+            <w:tcW w:w="7483" w:type="dxa"/>
             <w:tcBorders>
               <w:left w:val="single" w:sz="2" w:space="0" w:color="000000"/>
               <w:bottom w:val="single" w:sz="2" w:space="0" w:color="000000"/>
@@ -401,12 +383,8 @@
               <w:pStyle w:val="BodyText"/>
               <w:bidi w:val="0"/>
               <w:spacing w:before="0" w:after="140"/>
-              <w:jc w:val="left"/>
-              <w:rPr>
-                <w:rFonts w:ascii="Times New Roman" w:hAnsi="Times New Roman"/>
-                <w:sz w:val="24"/>
-                <w:szCs w:val="24"/>
-              </w:rPr>
+              <w:jc w:val="both"/>
+              <w:rPr/>
             </w:pPr>
             <w:r>
               <w:rPr>
@@ -431,7 +409,7 @@
         </w:tc>
         <w:tc>
           <w:tcPr>
-            <w:tcW w:w="1591" w:type="dxa"/>
+            <w:tcW w:w="1562" w:type="dxa"/>
             <w:tcBorders>
               <w:left w:val="single" w:sz="2" w:space="0" w:color="000000"/>
               <w:bottom w:val="single" w:sz="2" w:space="0" w:color="000000"/>

--- a/src/main/resources/tabela_ementario.docx
+++ b/src/main/resources/tabela_ementario.docx
@@ -4,7 +4,7 @@
   <w:body>
     <w:tbl>
       <w:tblPr>
-        <w:tblW w:w="9045" w:type="dxa"/>
+        <w:tblW w:w="8640" w:type="dxa"/>
         <w:jc w:val="left"/>
         <w:tblInd w:w="52" w:type="dxa"/>
         <w:tblLayout w:type="fixed"/>
@@ -16,8 +16,8 @@
         </w:tblCellMar>
       </w:tblPr>
       <w:tblGrid>
-        <w:gridCol w:w="7483"/>
-        <w:gridCol w:w="1562"/>
+        <w:gridCol w:w="7005"/>
+        <w:gridCol w:w="1635"/>
       </w:tblGrid>
       <w:tr>
         <w:trPr>
@@ -25,7 +25,7 @@
         </w:trPr>
         <w:tc>
           <w:tcPr>
-            <w:tcW w:w="7483" w:type="dxa"/>
+            <w:tcW w:w="7005" w:type="dxa"/>
             <w:tcBorders>
               <w:top w:val="single" w:sz="2" w:space="0" w:color="000000"/>
               <w:left w:val="single" w:sz="2" w:space="0" w:color="000000"/>
@@ -34,8 +34,7 @@
           </w:tcPr>
           <w:p>
             <w:pPr>
-              <w:pStyle w:val="TableContents"/>
-              <w:bidi w:val="0"/>
+              <w:pStyle w:val="TableHeading"/>
               <w:jc w:val="left"/>
               <w:rPr>
                 <w:rFonts w:ascii="Times New Roman" w:hAnsi="Times New Roman"/>
@@ -46,6 +45,30 @@
               </w:rPr>
             </w:pPr>
             <w:r>
+              <w:rPr>
+                <w:rFonts w:ascii="Times New Roman" w:hAnsi="Times New Roman"/>
+                <w:b w:val="false"/>
+                <w:bCs w:val="false"/>
+                <w:sz w:val="24"/>
+                <w:szCs w:val="24"/>
+              </w:rPr>
+            </w:r>
+          </w:p>
+        </w:tc>
+        <w:tc>
+          <w:tcPr>
+            <w:tcW w:w="1635" w:type="dxa"/>
+            <w:tcBorders>
+              <w:top w:val="single" w:sz="2" w:space="0" w:color="000000"/>
+              <w:left w:val="single" w:sz="2" w:space="0" w:color="000000"/>
+              <w:bottom w:val="single" w:sz="2" w:space="0" w:color="000000"/>
+              <w:right w:val="single" w:sz="2" w:space="0" w:color="000000"/>
+            </w:tcBorders>
+          </w:tcPr>
+          <w:p>
+            <w:pPr>
+              <w:pStyle w:val="TableHeading"/>
+              <w:jc w:val="left"/>
               <w:rPr>
                 <w:rFonts w:ascii="Times New Roman" w:hAnsi="Times New Roman"/>
                 <w:b/>
@@ -53,42 +76,6 @@
                 <w:sz w:val="24"/>
                 <w:szCs w:val="24"/>
               </w:rPr>
-              <w:t>Componente Curricular:</w:t>
-            </w:r>
-            <w:r>
-              <w:rPr>
-                <w:rFonts w:ascii="Times New Roman" w:hAnsi="Times New Roman"/>
-                <w:b w:val="false"/>
-                <w:bCs w:val="false"/>
-                <w:sz w:val="24"/>
-                <w:szCs w:val="24"/>
-              </w:rPr>
-              <w:t xml:space="preserve"> </w:t>
-            </w:r>
-          </w:p>
-        </w:tc>
-        <w:tc>
-          <w:tcPr>
-            <w:tcW w:w="1562" w:type="dxa"/>
-            <w:tcBorders>
-              <w:top w:val="single" w:sz="2" w:space="0" w:color="000000"/>
-              <w:left w:val="single" w:sz="2" w:space="0" w:color="000000"/>
-              <w:bottom w:val="single" w:sz="2" w:space="0" w:color="000000"/>
-              <w:right w:val="single" w:sz="2" w:space="0" w:color="000000"/>
-            </w:tcBorders>
-          </w:tcPr>
-          <w:p>
-            <w:pPr>
-              <w:pStyle w:val="TableContents"/>
-              <w:bidi w:val="0"/>
-              <w:jc w:val="left"/>
-              <w:rPr>
-                <w:rFonts w:ascii="Times New Roman" w:hAnsi="Times New Roman"/>
-                <w:b w:val="false"/>
-                <w:bCs w:val="false"/>
-                <w:sz w:val="24"/>
-                <w:szCs w:val="24"/>
-              </w:rPr>
             </w:pPr>
             <w:r>
               <w:rPr>
@@ -98,9 +85,26 @@
                 <w:sz w:val="24"/>
                 <w:szCs w:val="24"/>
               </w:rPr>
-              <w:t>Créditos:</w:t>
-            </w:r>
-            <w:r>
+            </w:r>
+          </w:p>
+        </w:tc>
+      </w:tr>
+      <w:tr>
+        <w:trPr>
+          <w:trHeight w:val="509" w:hRule="atLeast"/>
+        </w:trPr>
+        <w:tc>
+          <w:tcPr>
+            <w:tcW w:w="7005" w:type="dxa"/>
+            <w:tcBorders>
+              <w:left w:val="single" w:sz="2" w:space="0" w:color="000000"/>
+              <w:bottom w:val="single" w:sz="2" w:space="0" w:color="000000"/>
+            </w:tcBorders>
+          </w:tcPr>
+          <w:p>
+            <w:pPr>
+              <w:pStyle w:val="TableHeading"/>
+              <w:jc w:val="left"/>
               <w:rPr>
                 <w:rFonts w:ascii="Times New Roman" w:hAnsi="Times New Roman"/>
                 <w:b w:val="false"/>
@@ -108,7 +112,41 @@
                 <w:sz w:val="24"/>
                 <w:szCs w:val="24"/>
               </w:rPr>
-              <w:t xml:space="preserve"> </w:t>
+            </w:pPr>
+            <w:r>
+              <w:rPr>
+                <w:rFonts w:ascii="Times New Roman" w:hAnsi="Times New Roman"/>
+                <w:b w:val="false"/>
+                <w:bCs w:val="false"/>
+                <w:sz w:val="24"/>
+                <w:szCs w:val="24"/>
+              </w:rPr>
+            </w:r>
+          </w:p>
+        </w:tc>
+        <w:tc>
+          <w:tcPr>
+            <w:tcW w:w="1635" w:type="dxa"/>
+            <w:tcBorders>
+              <w:left w:val="single" w:sz="2" w:space="0" w:color="000000"/>
+              <w:bottom w:val="single" w:sz="2" w:space="0" w:color="000000"/>
+              <w:right w:val="single" w:sz="2" w:space="0" w:color="000000"/>
+            </w:tcBorders>
+          </w:tcPr>
+          <w:p>
+            <w:pPr>
+              <w:pStyle w:val="TableHeading"/>
+              <w:jc w:val="left"/>
+              <w:rPr>
+                <w:sz w:val="24"/>
+                <w:szCs w:val="24"/>
+              </w:rPr>
+            </w:pPr>
+            <w:r>
+              <w:rPr>
+                <w:sz w:val="24"/>
+                <w:szCs w:val="24"/>
+              </w:rPr>
             </w:r>
           </w:p>
         </w:tc>
@@ -119,112 +157,12 @@
         </w:trPr>
         <w:tc>
           <w:tcPr>
-            <w:tcW w:w="7483" w:type="dxa"/>
-            <w:tcBorders>
-              <w:left w:val="single" w:sz="2" w:space="0" w:color="000000"/>
-              <w:bottom w:val="single" w:sz="2" w:space="0" w:color="000000"/>
-            </w:tcBorders>
-          </w:tcPr>
-          <w:p>
-            <w:pPr>
-              <w:pStyle w:val="TableContents"/>
-              <w:bidi w:val="0"/>
-              <w:jc w:val="left"/>
-              <w:rPr>
-                <w:rFonts w:ascii="Times New Roman" w:hAnsi="Times New Roman"/>
-                <w:b w:val="false"/>
-                <w:bCs w:val="false"/>
-                <w:sz w:val="24"/>
-                <w:szCs w:val="24"/>
-              </w:rPr>
-            </w:pPr>
-            <w:r>
-              <w:rPr>
-                <w:rFonts w:ascii="Times New Roman" w:hAnsi="Times New Roman"/>
-                <w:b/>
-                <w:bCs/>
-                <w:sz w:val="24"/>
-                <w:szCs w:val="24"/>
-              </w:rPr>
-              <w:t>Carga horária:</w:t>
-            </w:r>
-            <w:r>
-              <w:rPr>
-                <w:rFonts w:ascii="Times New Roman" w:hAnsi="Times New Roman"/>
-                <w:b w:val="false"/>
-                <w:bCs w:val="false"/>
-                <w:sz w:val="24"/>
-                <w:szCs w:val="24"/>
-              </w:rPr>
-              <w:t xml:space="preserve"> </w:t>
-            </w:r>
-          </w:p>
-        </w:tc>
-        <w:tc>
-          <w:tcPr>
-            <w:tcW w:w="1562" w:type="dxa"/>
+            <w:tcW w:w="8640" w:type="dxa"/>
+            <w:gridSpan w:val="2"/>
             <w:tcBorders>
               <w:left w:val="single" w:sz="2" w:space="0" w:color="000000"/>
               <w:bottom w:val="single" w:sz="2" w:space="0" w:color="000000"/>
               <w:right w:val="single" w:sz="2" w:space="0" w:color="000000"/>
-            </w:tcBorders>
-          </w:tcPr>
-          <w:p>
-            <w:pPr>
-              <w:pStyle w:val="TableContents"/>
-              <w:bidi w:val="0"/>
-              <w:jc w:val="left"/>
-              <w:rPr>
-                <w:rFonts w:ascii="Times New Roman" w:hAnsi="Times New Roman"/>
-                <w:sz w:val="24"/>
-                <w:szCs w:val="24"/>
-              </w:rPr>
-            </w:pPr>
-            <w:r>
-              <w:rPr>
-                <w:rFonts w:ascii="Times New Roman" w:hAnsi="Times New Roman"/>
-                <w:b/>
-                <w:bCs/>
-                <w:sz w:val="24"/>
-                <w:szCs w:val="24"/>
-              </w:rPr>
-              <w:t>AT ( )</w:t>
-            </w:r>
-          </w:p>
-          <w:p>
-            <w:pPr>
-              <w:pStyle w:val="TableContents"/>
-              <w:bidi w:val="0"/>
-              <w:jc w:val="left"/>
-              <w:rPr>
-                <w:rFonts w:ascii="Times New Roman" w:hAnsi="Times New Roman"/>
-                <w:sz w:val="24"/>
-                <w:szCs w:val="24"/>
-              </w:rPr>
-            </w:pPr>
-            <w:r>
-              <w:rPr>
-                <w:rFonts w:ascii="Times New Roman" w:hAnsi="Times New Roman"/>
-                <w:b/>
-                <w:bCs/>
-                <w:sz w:val="24"/>
-                <w:szCs w:val="24"/>
-              </w:rPr>
-              <w:t>AP ( )</w:t>
-            </w:r>
-          </w:p>
-        </w:tc>
-      </w:tr>
-      <w:tr>
-        <w:trPr>
-          <w:trHeight w:val="837" w:hRule="atLeast"/>
-        </w:trPr>
-        <w:tc>
-          <w:tcPr>
-            <w:tcW w:w="7483" w:type="dxa"/>
-            <w:tcBorders>
-              <w:left w:val="single" w:sz="2" w:space="0" w:color="000000"/>
-              <w:bottom w:val="single" w:sz="2" w:space="0" w:color="000000"/>
             </w:tcBorders>
           </w:tcPr>
           <w:p>
@@ -256,39 +194,6 @@
             </w:r>
           </w:p>
         </w:tc>
-        <w:tc>
-          <w:tcPr>
-            <w:tcW w:w="1562" w:type="dxa"/>
-            <w:tcBorders>
-              <w:left w:val="single" w:sz="2" w:space="0" w:color="000000"/>
-              <w:bottom w:val="single" w:sz="2" w:space="0" w:color="000000"/>
-              <w:right w:val="single" w:sz="2" w:space="0" w:color="000000"/>
-            </w:tcBorders>
-          </w:tcPr>
-          <w:p>
-            <w:pPr>
-              <w:pStyle w:val="TableContents"/>
-              <w:bidi w:val="0"/>
-              <w:jc w:val="left"/>
-              <w:rPr>
-                <w:rFonts w:ascii="Times New Roman" w:hAnsi="Times New Roman"/>
-                <w:b w:val="false"/>
-                <w:bCs w:val="false"/>
-                <w:sz w:val="24"/>
-                <w:szCs w:val="24"/>
-              </w:rPr>
-            </w:pPr>
-            <w:r>
-              <w:rPr>
-                <w:rFonts w:ascii="Times New Roman" w:hAnsi="Times New Roman"/>
-                <w:b w:val="false"/>
-                <w:bCs w:val="false"/>
-                <w:sz w:val="24"/>
-                <w:szCs w:val="24"/>
-              </w:rPr>
-            </w:r>
-          </w:p>
-        </w:tc>
       </w:tr>
       <w:tr>
         <w:trPr>
@@ -296,10 +201,12 @@
         </w:trPr>
         <w:tc>
           <w:tcPr>
-            <w:tcW w:w="7483" w:type="dxa"/>
-            <w:tcBorders>
-              <w:left w:val="single" w:sz="2" w:space="0" w:color="000000"/>
-              <w:bottom w:val="single" w:sz="2" w:space="0" w:color="000000"/>
+            <w:tcW w:w="8640" w:type="dxa"/>
+            <w:gridSpan w:val="2"/>
+            <w:tcBorders>
+              <w:left w:val="single" w:sz="2" w:space="0" w:color="000000"/>
+              <w:bottom w:val="single" w:sz="2" w:space="0" w:color="000000"/>
+              <w:right w:val="single" w:sz="2" w:space="0" w:color="000000"/>
             </w:tcBorders>
           </w:tcPr>
           <w:p>
@@ -332,39 +239,6 @@
             </w:r>
           </w:p>
         </w:tc>
-        <w:tc>
-          <w:tcPr>
-            <w:tcW w:w="1562" w:type="dxa"/>
-            <w:tcBorders>
-              <w:left w:val="single" w:sz="2" w:space="0" w:color="000000"/>
-              <w:bottom w:val="single" w:sz="2" w:space="0" w:color="000000"/>
-              <w:right w:val="single" w:sz="2" w:space="0" w:color="000000"/>
-            </w:tcBorders>
-          </w:tcPr>
-          <w:p>
-            <w:pPr>
-              <w:pStyle w:val="TableContents"/>
-              <w:bidi w:val="0"/>
-              <w:jc w:val="left"/>
-              <w:rPr>
-                <w:rFonts w:ascii="Times New Roman" w:hAnsi="Times New Roman"/>
-                <w:b w:val="false"/>
-                <w:bCs w:val="false"/>
-                <w:sz w:val="24"/>
-                <w:szCs w:val="24"/>
-              </w:rPr>
-            </w:pPr>
-            <w:r>
-              <w:rPr>
-                <w:rFonts w:ascii="Times New Roman" w:hAnsi="Times New Roman"/>
-                <w:b w:val="false"/>
-                <w:bCs w:val="false"/>
-                <w:sz w:val="24"/>
-                <w:szCs w:val="24"/>
-              </w:rPr>
-            </w:r>
-          </w:p>
-        </w:tc>
       </w:tr>
       <w:tr>
         <w:trPr>
@@ -372,10 +246,12 @@
         </w:trPr>
         <w:tc>
           <w:tcPr>
-            <w:tcW w:w="7483" w:type="dxa"/>
-            <w:tcBorders>
-              <w:left w:val="single" w:sz="2" w:space="0" w:color="000000"/>
-              <w:bottom w:val="single" w:sz="2" w:space="0" w:color="000000"/>
+            <w:tcW w:w="8640" w:type="dxa"/>
+            <w:gridSpan w:val="2"/>
+            <w:tcBorders>
+              <w:left w:val="single" w:sz="2" w:space="0" w:color="000000"/>
+              <w:bottom w:val="single" w:sz="2" w:space="0" w:color="000000"/>
+              <w:right w:val="single" w:sz="2" w:space="0" w:color="000000"/>
             </w:tcBorders>
           </w:tcPr>
           <w:p>
@@ -407,41 +283,30 @@
             </w:r>
           </w:p>
         </w:tc>
-        <w:tc>
-          <w:tcPr>
-            <w:tcW w:w="1562" w:type="dxa"/>
-            <w:tcBorders>
-              <w:left w:val="single" w:sz="2" w:space="0" w:color="000000"/>
-              <w:bottom w:val="single" w:sz="2" w:space="0" w:color="000000"/>
-              <w:right w:val="single" w:sz="2" w:space="0" w:color="000000"/>
-            </w:tcBorders>
-          </w:tcPr>
-          <w:p>
-            <w:pPr>
-              <w:pStyle w:val="TableContents"/>
-              <w:bidi w:val="0"/>
-              <w:jc w:val="left"/>
-              <w:rPr>
-                <w:rFonts w:ascii="Times New Roman" w:hAnsi="Times New Roman"/>
-                <w:b w:val="false"/>
-                <w:bCs w:val="false"/>
-                <w:sz w:val="24"/>
-                <w:szCs w:val="24"/>
-              </w:rPr>
-            </w:pPr>
-            <w:r>
-              <w:rPr>
-                <w:rFonts w:ascii="Times New Roman" w:hAnsi="Times New Roman"/>
-                <w:b w:val="false"/>
-                <w:bCs w:val="false"/>
-                <w:sz w:val="24"/>
-                <w:szCs w:val="24"/>
-              </w:rPr>
-            </w:r>
-          </w:p>
-        </w:tc>
       </w:tr>
     </w:tbl>
+    <w:p>
+      <w:pPr>
+        <w:pStyle w:val="Normal"/>
+        <w:bidi w:val="0"/>
+        <w:jc w:val="left"/>
+        <w:rPr/>
+      </w:pPr>
+      <w:r>
+        <w:rPr/>
+      </w:r>
+    </w:p>
+    <w:p>
+      <w:pPr>
+        <w:pStyle w:val="Normal"/>
+        <w:bidi w:val="0"/>
+        <w:jc w:val="left"/>
+        <w:rPr/>
+      </w:pPr>
+      <w:r>
+        <w:rPr/>
+      </w:r>
+    </w:p>
     <w:p>
       <w:pPr>
         <w:pStyle w:val="Normal"/>
@@ -503,6 +368,13 @@
       <w:lang w:val="pt-BR" w:eastAsia="zh-CN" w:bidi="hi-IN"/>
     </w:rPr>
   </w:style>
+  <w:style w:type="character" w:styleId="Bullets">
+    <w:name w:val="Bullets"/>
+    <w:qFormat/>
+    <w:rPr>
+      <w:rFonts w:ascii="OpenSymbol" w:hAnsi="OpenSymbol" w:eastAsia="OpenSymbol" w:cs="OpenSymbol"/>
+    </w:rPr>
+  </w:style>
   <w:style w:type="paragraph" w:styleId="Heading">
     <w:name w:val="Heading"/>
     <w:basedOn w:val="Normal"/>
@@ -569,7 +441,22 @@
       <w:widowControl w:val="false"/>
       <w:suppressLineNumbers/>
     </w:pPr>
-    <w:rPr/>
+    <w:rPr>
+      <w:b/>
+    </w:rPr>
+  </w:style>
+  <w:style w:type="paragraph" w:styleId="TableHeading">
+    <w:name w:val="Table Heading"/>
+    <w:basedOn w:val="TableContents"/>
+    <w:qFormat/>
+    <w:pPr>
+      <w:suppressLineNumbers/>
+      <w:jc w:val="center"/>
+    </w:pPr>
+    <w:rPr>
+      <w:b/>
+      <w:bCs/>
+    </w:rPr>
   </w:style>
 </w:styles>
 </file>
